--- a/scripts/Selodia Article Captures.docx
+++ b/scripts/Selodia Article Captures.docx
@@ -4991,6 +4991,1277 @@
           <w:color w:val="2D2B28"/>
         </w:rPr>
         <w:t xml:space="preserve">A record that says something was approved has to be able to answer two questions: approved by whom, and approved as *what*. Asking for something to exist is not the same as agreeing with what it says.</w:t>
+      </w:r>
+    </w:p>
+    <w:p>
+      <w:pPr>
+        <w:spacing w:before="360" w:after="0" w:line="264" w:lineRule="auto"/>
+      </w:pPr>
+      <w:r>
+        <w:rPr>
+          <w:rFonts w:ascii="Calibri" w:hAnsi="Calibri"/>
+          <w:sz w:val="17"/>
+          <w:color w:val="874C3A"/>
+          <w:b/>
+          <w:caps/>
+          <w:spacing w:val="30"/>
+        </w:rPr>
+        <w:t xml:space="preserve">30 September 2026</w:t>
+      </w:r>
+    </w:p>
+    <w:p>
+      <w:pPr>
+        <w:spacing w:before="0" w:after="80" w:line="264" w:lineRule="auto"/>
+      </w:pPr>
+      <w:r>
+        <w:rPr>
+          <w:rFonts w:ascii="Calibri" w:hAnsi="Calibri"/>
+          <w:sz w:val="28"/>
+          <w:color w:val="2D2B28"/>
+          <w:b/>
+        </w:rPr>
+        <w:t xml:space="preserve">A frame you hand a model is a frame it will use</w:t>
+      </w:r>
+    </w:p>
+    <w:p>
+      <w:pPr>
+        <w:spacing w:before="0" w:after="140" w:line="264" w:lineRule="auto"/>
+      </w:pPr>
+      <w:r>
+        <w:rPr>
+          <w:rFonts w:ascii="Calibri" w:hAnsi="Calibri"/>
+          <w:sz w:val="22"/>
+          <w:color w:val="2D2B28"/>
+        </w:rPr>
+        <w:t xml:space="preserve">She asked why a card had not appeared and was told: "That's on me for saying it would show up. I don't control that, only the app does. I'm not able to check what's actually stored there." Her reading was exact: she IS the app, and hearing her wash her hands of the data she is supposedly working with destroys trust. It was also false, because the cards were sitting in the record handed to her on every turn. The cause was three prompt rules written months apart, each one to stop a save receipt, each one phrased as "the app shows its own confirmation". Individually sensible. Together they taught her there was somebody else in the room, and cornered, she pointed at him.</w:t>
+      </w:r>
+    </w:p>
+    <w:p>
+      <w:pPr>
+        <w:spacing w:before="360" w:after="0" w:line="264" w:lineRule="auto"/>
+      </w:pPr>
+      <w:r>
+        <w:rPr>
+          <w:rFonts w:ascii="Calibri" w:hAnsi="Calibri"/>
+          <w:sz w:val="17"/>
+          <w:color w:val="874C3A"/>
+          <w:b/>
+          <w:caps/>
+          <w:spacing w:val="30"/>
+        </w:rPr>
+        <w:t xml:space="preserve">30 September 2026</w:t>
+      </w:r>
+    </w:p>
+    <w:p>
+      <w:pPr>
+        <w:spacing w:before="0" w:after="80" w:line="264" w:lineRule="auto"/>
+      </w:pPr>
+      <w:r>
+        <w:rPr>
+          <w:rFonts w:ascii="Calibri" w:hAnsi="Calibri"/>
+          <w:sz w:val="28"/>
+          <w:color w:val="2D2B28"/>
+          <w:b/>
+        </w:rPr>
+        <w:t xml:space="preserve">Nobody swipes a header, so nobody found out</w:t>
+      </w:r>
+    </w:p>
+    <w:p>
+      <w:pPr>
+        <w:spacing w:before="0" w:after="140" w:line="264" w:lineRule="auto"/>
+      </w:pPr>
+      <w:r>
+        <w:rPr>
+          <w:rFonts w:ascii="Calibri" w:hAnsi="Calibri"/>
+          <w:sz w:val="22"/>
+          <w:color w:val="2D2B28"/>
+        </w:rPr>
+        <w:t xml:space="preserve">A swipe-to-delete was built on a detail card on 24 September, documented in the file as working, and shipped. It had never worked once. The card is a Modal, and on Android a Modal is a separate native window that sits outside the app's only gesture root, so every gesture inside it was handled by nobody. Nothing throws. Nothing logs. The finger moves and the row does not. It survived six days because the only gesture anyone tried was the new one added on top of it, and a feature nobody has a reason to use is a feature nobody reports.</w:t>
+      </w:r>
+    </w:p>
+    <w:p>
+      <w:pPr>
+        <w:spacing w:before="360" w:after="0" w:line="264" w:lineRule="auto"/>
+      </w:pPr>
+      <w:r>
+        <w:rPr>
+          <w:rFonts w:ascii="Calibri" w:hAnsi="Calibri"/>
+          <w:sz w:val="17"/>
+          <w:color w:val="874C3A"/>
+          <w:b/>
+          <w:caps/>
+          <w:spacing w:val="30"/>
+        </w:rPr>
+        <w:t xml:space="preserve">30 September 2026</w:t>
+      </w:r>
+    </w:p>
+    <w:p>
+      <w:pPr>
+        <w:spacing w:before="0" w:after="80" w:line="264" w:lineRule="auto"/>
+      </w:pPr>
+      <w:r>
+        <w:rPr>
+          <w:rFonts w:ascii="Calibri" w:hAnsi="Calibri"/>
+          <w:sz w:val="28"/>
+          <w:color w:val="2D2B28"/>
+          <w:b/>
+        </w:rPr>
+        <w:t xml:space="preserve">A whole day testing yesterday's code</w:t>
+      </w:r>
+    </w:p>
+    <w:p>
+      <w:pPr>
+        <w:spacing w:before="0" w:after="140" w:line="264" w:lineRule="auto"/>
+      </w:pPr>
+      <w:r>
+        <w:rPr>
+          <w:rFonts w:ascii="Calibri" w:hAnsi="Calibri"/>
+          <w:sz w:val="22"/>
+          <w:color w:val="2D2B28"/>
+        </w:rPr>
+        <w:t xml:space="preserve">She spent a day reporting that fixes had not worked. Five updates had gone out and her phone was running the bundle from 09:36 through all of them. The app launches on the bundle it already has and applies the download on the next start, so every fix arrives one restart late even when it arrives at all. Three of her bug reports that day were not bugs: the feature simply was not on her phone. The worst of it is that one of those reports was treated as confirmation that a different fix had worked, which it could not possibly have been.</w:t>
+      </w:r>
+    </w:p>
+    <w:p>
+      <w:pPr>
+        <w:spacing w:before="360" w:after="0" w:line="264" w:lineRule="auto"/>
+      </w:pPr>
+      <w:r>
+        <w:rPr>
+          <w:rFonts w:ascii="Calibri" w:hAnsi="Calibri"/>
+          <w:sz w:val="17"/>
+          <w:color w:val="874C3A"/>
+          <w:b/>
+          <w:caps/>
+          <w:spacing w:val="30"/>
+        </w:rPr>
+        <w:t xml:space="preserve">30 September 2026</w:t>
+      </w:r>
+    </w:p>
+    <w:p>
+      <w:pPr>
+        <w:spacing w:before="0" w:after="80" w:line="264" w:lineRule="auto"/>
+      </w:pPr>
+      <w:r>
+        <w:rPr>
+          <w:rFonts w:ascii="Calibri" w:hAnsi="Calibri"/>
+          <w:sz w:val="28"/>
+          <w:color w:val="2D2B28"/>
+          <w:b/>
+        </w:rPr>
+        <w:t xml:space="preserve">It was in the government spreadsheet the whole time</w:t>
+      </w:r>
+    </w:p>
+    <w:p>
+      <w:pPr>
+        <w:spacing w:before="0" w:after="140" w:line="264" w:lineRule="auto"/>
+      </w:pPr>
+      <w:r>
+        <w:rPr>
+          <w:rFonts w:ascii="Calibri" w:hAnsi="Calibri"/>
+          <w:sz w:val="22"/>
+          <w:color w:val="2D2B28"/>
+        </w:rPr>
+        <w:t xml:space="preserve">A calcium feature was built on the assumption that no measured calcium data existed, so every figure had to be estimated by a language model. It turned out the UK government's own food composition dataset, already imported into the database, publishes calcium in the same sheet the import was already reading for sodium. The import took one column and walked past the rest. Twenty minutes of work replaced 2,839 guesses with measured values, and the only thing that had ever been missing was somebody looking at the spreadsheet.</w:t>
+      </w:r>
+    </w:p>
+    <w:p>
+      <w:pPr>
+        <w:spacing w:before="360" w:after="0" w:line="264" w:lineRule="auto"/>
+      </w:pPr>
+      <w:r>
+        <w:rPr>
+          <w:rFonts w:ascii="Calibri" w:hAnsi="Calibri"/>
+          <w:sz w:val="17"/>
+          <w:color w:val="874C3A"/>
+          <w:b/>
+          <w:caps/>
+          <w:spacing w:val="30"/>
+        </w:rPr>
+        <w:t xml:space="preserve">30 September 2026</w:t>
+      </w:r>
+    </w:p>
+    <w:p>
+      <w:pPr>
+        <w:spacing w:before="0" w:after="80" w:line="264" w:lineRule="auto"/>
+      </w:pPr>
+      <w:r>
+        <w:rPr>
+          <w:rFonts w:ascii="Calibri" w:hAnsi="Calibri"/>
+          <w:sz w:val="28"/>
+          <w:color w:val="2D2B28"/>
+          <w:b/>
+        </w:rPr>
+        <w:t xml:space="preserve">The nudge that was deleted for being true but not worth saying</w:t>
+      </w:r>
+    </w:p>
+    <w:p>
+      <w:pPr>
+        <w:spacing w:before="0" w:after="140" w:line="264" w:lineRule="auto"/>
+      </w:pPr>
+      <w:r>
+        <w:rPr>
+          <w:rFonts w:ascii="Calibri" w:hAnsi="Calibri"/>
+          <w:sz w:val="22"/>
+          <w:color w:val="2D2B28"/>
+        </w:rPr>
+        <w:t xml:space="preserve">A brief asked three times for a gentle reminder that tea and coffee reduce calcium absorption. Two things were wrong with it. The interaction that matters is with iron, not calcium. And on calcium the effect is real, small, and in the source's own words "easily offset by increasing calcium consumption in the diet" — which is the habit the feature already teaches. So the honest answer was not to soften the wording but to spend the nudge on nothing. In a product whose method is quiet repetition, attention is the scarce resource, and a true sentence that changes nothing still costs some.</w:t>
+      </w:r>
+    </w:p>
+    <w:p>
+      <w:pPr>
+        <w:spacing w:before="360" w:after="0" w:line="264" w:lineRule="auto"/>
+      </w:pPr>
+      <w:r>
+        <w:rPr>
+          <w:rFonts w:ascii="Calibri" w:hAnsi="Calibri"/>
+          <w:sz w:val="17"/>
+          <w:color w:val="874C3A"/>
+          <w:b/>
+          <w:caps/>
+          <w:spacing w:val="30"/>
+        </w:rPr>
+        <w:t xml:space="preserve">1 October 2026</w:t>
+      </w:r>
+    </w:p>
+    <w:p>
+      <w:pPr>
+        <w:spacing w:before="0" w:after="80" w:line="264" w:lineRule="auto"/>
+      </w:pPr>
+      <w:r>
+        <w:rPr>
+          <w:rFonts w:ascii="Calibri" w:hAnsi="Calibri"/>
+          <w:sz w:val="28"/>
+          <w:color w:val="2D2B28"/>
+          <w:b/>
+        </w:rPr>
+        <w:t xml:space="preserve">The check caught the break I had just made</w:t>
+      </w:r>
+    </w:p>
+    <w:p>
+      <w:pPr>
+        <w:spacing w:before="0" w:after="140" w:line="264" w:lineRule="auto"/>
+      </w:pPr>
+      <w:r>
+        <w:rPr>
+          <w:rFonts w:ascii="Calibri" w:hAnsi="Calibri"/>
+          <w:sz w:val="22"/>
+          <w:color w:val="2D2B28"/>
+        </w:rPr>
+        <w:t xml:space="preserve">Splitting the optional half of onboarding out of the required half left one screen reachable from nothing at all: the one that collects height, which every calorie figure in the app is built on. The flow would have skipped it silently and the only symptom would have been an app that quietly never computed a target, months later, for reasons nobody could reconstruct. It was not caught by care or by review. It was caught because a check written six hours earlier prints the list of screens the flow can actually reach, and one name was missing from it. The check had been written for a different bug entirely.</w:t>
+      </w:r>
+    </w:p>
+    <w:p>
+      <w:pPr>
+        <w:spacing w:before="360" w:after="0" w:line="264" w:lineRule="auto"/>
+      </w:pPr>
+      <w:r>
+        <w:rPr>
+          <w:rFonts w:ascii="Calibri" w:hAnsi="Calibri"/>
+          <w:sz w:val="17"/>
+          <w:color w:val="874C3A"/>
+          <w:b/>
+          <w:caps/>
+          <w:spacing w:val="30"/>
+        </w:rPr>
+        <w:t xml:space="preserve">1 October 2026</w:t>
+      </w:r>
+    </w:p>
+    <w:p>
+      <w:pPr>
+        <w:spacing w:before="0" w:after="80" w:line="264" w:lineRule="auto"/>
+      </w:pPr>
+      <w:r>
+        <w:rPr>
+          <w:rFonts w:ascii="Calibri" w:hAnsi="Calibri"/>
+          <w:sz w:val="28"/>
+          <w:color w:val="2D2B28"/>
+          <w:b/>
+        </w:rPr>
+        <w:t xml:space="preserve">Offering it is what makes it get done</w:t>
+      </w:r>
+    </w:p>
+    <w:p>
+      <w:pPr>
+        <w:spacing w:before="0" w:after="140" w:line="264" w:lineRule="auto"/>
+      </w:pPr>
+      <w:r>
+        <w:rPr>
+          <w:rFonts w:ascii="Calibri" w:hAnsi="Calibri"/>
+          <w:sz w:val="22"/>
+          <w:color w:val="2D2B28"/>
+        </w:rPr>
+        <w:t xml:space="preserve">The instinct with a feature like a health record is to require it: ask everything up front, while you have their attention. The opposite turns out to be true. The flow was already thirteen screens and the new material would have made it seventeen, and the failure that risks is not a thin record — it is no record at all, because somebody put the phone down at screen nine. So the required part now ends completely, and the rest sits behind one line on the last screen. A record that grows over years does not need to be complete on the first evening, and insisting that it is is the surest way to end up with nothing.</w:t>
+      </w:r>
+    </w:p>
+    <w:p>
+      <w:pPr>
+        <w:spacing w:before="360" w:after="0" w:line="264" w:lineRule="auto"/>
+      </w:pPr>
+      <w:r>
+        <w:rPr>
+          <w:rFonts w:ascii="Calibri" w:hAnsi="Calibri"/>
+          <w:sz w:val="17"/>
+          <w:color w:val="874C3A"/>
+          <w:b/>
+          <w:caps/>
+          <w:spacing w:val="30"/>
+        </w:rPr>
+        <w:t xml:space="preserve">4 October 2026</w:t>
+      </w:r>
+    </w:p>
+    <w:p>
+      <w:pPr>
+        <w:spacing w:before="0" w:after="80" w:line="264" w:lineRule="auto"/>
+      </w:pPr>
+      <w:r>
+        <w:rPr>
+          <w:rFonts w:ascii="Calibri" w:hAnsi="Calibri"/>
+          <w:sz w:val="28"/>
+          <w:color w:val="2D2B28"/>
+          <w:b/>
+        </w:rPr>
+        <w:t xml:space="preserve">The feature built to answer the complaint could not answer it</w:t>
+      </w:r>
+    </w:p>
+    <w:p>
+      <w:pPr>
+        <w:spacing w:before="0" w:after="140" w:line="264" w:lineRule="auto"/>
+      </w:pPr>
+      <w:r>
+        <w:rPr>
+          <w:rFonts w:ascii="Calibri" w:hAnsi="Calibri"/>
+          <w:sz w:val="22"/>
+          <w:color w:val="2D2B28"/>
+        </w:rPr>
+        <w:t xml:space="preserve">She asked the app for a week of her saturated fat. It said it could not see that, and did not mention she could switch it on in two taps. The fix took an hour: read the macros she has chosen, and offer the ones she has not. It was wired to a column, typechecked, and shipped — and the column was not one the chat context actually sends. It had been reading nothing from the moment it landed. The interesting part is that neither language could object. The database never saw the request; the type system believed the declaration; the value arrived as "undefined", which every reader downstream treats as "she has not set that" — the single most plausible wrong answer available. The fault was never the missing column. It was two lists, one in a migration and one in TypeScript, that nothing compared.</w:t>
+      </w:r>
+    </w:p>
+    <w:p>
+      <w:pPr>
+        <w:spacing w:before="360" w:after="0" w:line="264" w:lineRule="auto"/>
+      </w:pPr>
+      <w:r>
+        <w:rPr>
+          <w:rFonts w:ascii="Calibri" w:hAnsi="Calibri"/>
+          <w:sz w:val="17"/>
+          <w:color w:val="874C3A"/>
+          <w:b/>
+          <w:caps/>
+          <w:spacing w:val="30"/>
+        </w:rPr>
+        <w:t xml:space="preserve">4 October 2026</w:t>
+      </w:r>
+    </w:p>
+    <w:p>
+      <w:pPr>
+        <w:spacing w:before="0" w:after="80" w:line="264" w:lineRule="auto"/>
+      </w:pPr>
+      <w:r>
+        <w:rPr>
+          <w:rFonts w:ascii="Calibri" w:hAnsi="Calibri"/>
+          <w:sz w:val="28"/>
+          <w:color w:val="2D2B28"/>
+          <w:b/>
+        </w:rPr>
+        <w:t xml:space="preserve">Four hundred calories a day, because the question derived an answer instead of asking for one</w:t>
+      </w:r>
+    </w:p>
+    <w:p>
+      <w:pPr>
+        <w:spacing w:before="0" w:after="140" w:line="264" w:lineRule="auto"/>
+      </w:pPr>
+      <w:r>
+        <w:rPr>
+          <w:rFonts w:ascii="Calibri" w:hAnsi="Calibri"/>
+          <w:sz w:val="22"/>
+          <w:color w:val="2D2B28"/>
+        </w:rPr>
+        <w:t xml:space="preserve">Her maintenance figure read 1,350 and she said the obvious thing: that is nothing. The app had not asked how active she is. It worked it out, every time she opened a particular screen, from some chips on that screen — and the function that works it out returns the lowest possible answer when handed nothing. Her chips were not saving. So the most important single number in the app was being quietly overwritten with "mostly sitting" by the act of visiting a page. A derived answer has no date on it and nobody to ask. The replacement is a question with five plain descriptions of a whole week, each showing the number it produces, and the date she last chose one.</w:t>
+      </w:r>
+    </w:p>
+    <w:p>
+      <w:pPr>
+        <w:spacing w:before="360" w:after="0" w:line="264" w:lineRule="auto"/>
+      </w:pPr>
+      <w:r>
+        <w:rPr>
+          <w:rFonts w:ascii="Calibri" w:hAnsi="Calibri"/>
+          <w:sz w:val="17"/>
+          <w:color w:val="874C3A"/>
+          <w:b/>
+          <w:caps/>
+          <w:spacing w:val="30"/>
+        </w:rPr>
+        <w:t xml:space="preserve">4 October 2026</w:t>
+      </w:r>
+    </w:p>
+    <w:p>
+      <w:pPr>
+        <w:spacing w:before="0" w:after="80" w:line="264" w:lineRule="auto"/>
+      </w:pPr>
+      <w:r>
+        <w:rPr>
+          <w:rFonts w:ascii="Calibri" w:hAnsi="Calibri"/>
+          <w:sz w:val="28"/>
+          <w:color w:val="2D2B28"/>
+          <w:b/>
+        </w:rPr>
+        <w:t xml:space="preserve">Seven options, four of which were one option</w:t>
+      </w:r>
+    </w:p>
+    <w:p>
+      <w:pPr>
+        <w:spacing w:before="0" w:after="140" w:line="264" w:lineRule="auto"/>
+      </w:pPr>
+      <w:r>
+        <w:rPr>
+          <w:rFonts w:ascii="Calibri" w:hAnsi="Calibri"/>
+          <w:sz w:val="22"/>
+          <w:color w:val="2D2B28"/>
+        </w:rPr>
+        <w:t xml:space="preserve">The setup screen offered seven goals to tick. It looked like a reasonable list. Four of them were a single answer wearing overlapping names: "lose fat" and "less fat, more muscle" share a half, and ticking both meant the second quietly won. One state had no way to be said at all. And all seven unticked meant the same thing as never having been asked, which is how an app ends up showing someone a target nobody chose. The replacement is four switches, three of them mutually exclusive, which say every combination exactly once — and where nothing ticked is a real answer with a real consequence: no figure at all. Adding the ability to say nothing was the change that made the rest coherent.</w:t>
+      </w:r>
+    </w:p>
+    <w:p>
+      <w:pPr>
+        <w:spacing w:before="360" w:after="0" w:line="264" w:lineRule="auto"/>
+      </w:pPr>
+      <w:r>
+        <w:rPr>
+          <w:rFonts w:ascii="Calibri" w:hAnsi="Calibri"/>
+          <w:sz w:val="17"/>
+          <w:color w:val="874C3A"/>
+          <w:b/>
+          <w:caps/>
+          <w:spacing w:val="30"/>
+        </w:rPr>
+        <w:t xml:space="preserve">5 October 2026</w:t>
+      </w:r>
+    </w:p>
+    <w:p>
+      <w:pPr>
+        <w:spacing w:before="0" w:after="80" w:line="264" w:lineRule="auto"/>
+      </w:pPr>
+      <w:r>
+        <w:rPr>
+          <w:rFonts w:ascii="Calibri" w:hAnsi="Calibri"/>
+          <w:sz w:val="28"/>
+          <w:color w:val="2D2B28"/>
+          <w:b/>
+        </w:rPr>
+        <w:t xml:space="preserve">The first thing you buy to ship an iPhone app is an iPhone</w:t>
+      </w:r>
+    </w:p>
+    <w:p>
+      <w:pPr>
+        <w:spacing w:before="0" w:after="140" w:line="264" w:lineRule="auto"/>
+      </w:pPr>
+      <w:r>
+        <w:rPr>
+          <w:rFonts w:ascii="Calibri" w:hAnsi="Calibri"/>
+          <w:sz w:val="22"/>
+          <w:color w:val="2D2B28"/>
+        </w:rPr>
+        <w:t xml:space="preserve">Apple Developer enrolment was approved, and then every card was declined at "Complete your purchase". Apple's template reply says to re-enrol through their app. The app needs iOS 26. I own no Apple devices, nobody I know does, and my old iPad Air 2 is stuck on iPadOS 15. So I am trying to ship an Apple app for a phone ecosystem I have never touched, and the first thing I am buying is the test device.</w:t>
+      </w:r>
+    </w:p>
+    <w:p>
+      <w:pPr>
+        <w:spacing w:before="360" w:after="0" w:line="264" w:lineRule="auto"/>
+      </w:pPr>
+      <w:r>
+        <w:rPr>
+          <w:rFonts w:ascii="Calibri" w:hAnsi="Calibri"/>
+          <w:sz w:val="17"/>
+          <w:color w:val="874C3A"/>
+          <w:b/>
+          <w:caps/>
+          <w:spacing w:val="30"/>
+        </w:rPr>
+        <w:t xml:space="preserve">6 October 2026</w:t>
+      </w:r>
+    </w:p>
+    <w:p>
+      <w:pPr>
+        <w:spacing w:before="0" w:after="80" w:line="264" w:lineRule="auto"/>
+      </w:pPr>
+      <w:r>
+        <w:rPr>
+          <w:rFonts w:ascii="Calibri" w:hAnsi="Calibri"/>
+          <w:sz w:val="28"/>
+          <w:color w:val="2D2B28"/>
+          <w:b/>
+        </w:rPr>
+        <w:t xml:space="preserve">The safety feature was switched off until I had read it, and nobody had shown it to me</w:t>
+      </w:r>
+    </w:p>
+    <w:p>
+      <w:pPr>
+        <w:spacing w:before="0" w:after="140" w:line="264" w:lineRule="auto"/>
+      </w:pPr>
+      <w:r>
+        <w:rPr>
+          <w:rFonts w:ascii="Calibri" w:hAnsi="Calibri"/>
+          <w:sz w:val="22"/>
+          <w:color w:val="2D2B28"/>
+        </w:rPr>
+        <w:t xml:space="preserve">There are eighteen physical warning signs in my app. Chest pain, stroke signs, a lump, bleeding after the menopause. If someone types one of them, everything stops and the app tells them what to do.</w:t>
+      </w:r>
+    </w:p>
+    <w:p>
+      <w:pPr>
+        <w:spacing w:before="0" w:after="140" w:line="264" w:lineRule="auto"/>
+      </w:pPr>
+      <w:r>
+        <w:rPr>
+          <w:rFonts w:ascii="Calibri" w:hAnsi="Calibri"/>
+          <w:sz w:val="22"/>
+          <w:color w:val="2D2B28"/>
+        </w:rPr>
+        <w:t xml:space="preserve">It has never once run. It sits behind a switch, and the switch has a note on it saying it stays off until I have read the list and a clinician has reviewed it. That is the right rule. I asked for the feature and asking for something is not the same as having read eighteen clinical judgements and agreed to them.</w:t>
+      </w:r>
+    </w:p>
+    <w:p>
+      <w:pPr>
+        <w:spacing w:before="0" w:after="140" w:line="264" w:lineRule="auto"/>
+      </w:pPr>
+      <w:r>
+        <w:rPr>
+          <w:rFonts w:ascii="Calibri" w:hAnsi="Calibri"/>
+          <w:sz w:val="22"/>
+          <w:color w:val="2D2B28"/>
+        </w:rPr>
+        <w:t xml:space="preserve">Weeks went by. I assumed it was waiting on the clinician, because that is the hard part. Yesterday I asked where the list was so I could read it.</w:t>
+      </w:r>
+    </w:p>
+    <w:p>
+      <w:pPr>
+        <w:spacing w:before="0" w:after="140" w:line="264" w:lineRule="auto"/>
+      </w:pPr>
+      <w:r>
+        <w:rPr>
+          <w:rFonts w:ascii="Calibri" w:hAnsi="Calibri"/>
+          <w:sz w:val="22"/>
+          <w:color w:val="2D2B28"/>
+        </w:rPr>
+        <w:t xml:space="preserve">It only existed as code. Nobody had ever put it anywhere I could see it.</w:t>
+      </w:r>
+    </w:p>
+    <w:p>
+      <w:pPr>
+        <w:spacing w:before="0" w:after="140" w:line="264" w:lineRule="auto"/>
+      </w:pPr>
+      <w:r>
+        <w:rPr>
+          <w:rFonts w:ascii="Calibri" w:hAnsi="Calibri"/>
+          <w:sz w:val="22"/>
+          <w:color w:val="2D2B28"/>
+        </w:rPr>
+        <w:t xml:space="preserve">So the first gate had been shut the whole time, not because I had refused, but because I had never been given the thing I was supposed to approve. A gate nobody can reach is not a gate. It is a stall with a good reason painted on it.</w:t>
+      </w:r>
+    </w:p>
+    <w:p>
+      <w:pPr>
+        <w:spacing w:before="0" w:after="140" w:line="264" w:lineRule="auto"/>
+      </w:pPr>
+      <w:r>
+        <w:rPr>
+          <w:rFonts w:ascii="Calibri" w:hAnsi="Calibri"/>
+          <w:sz w:val="22"/>
+          <w:color w:val="2D2B28"/>
+        </w:rPr>
+        <w:t xml:space="preserve">The list is generated from the code itself now, so what I sign off is what actually runs. The first thing I found when I read it was a phrase that would have told someone with a hangover to call an ambulance. That took about four minutes.</w:t>
+      </w:r>
+    </w:p>
+    <w:p>
+      <w:pPr>
+        <w:spacing w:before="0" w:after="140" w:line="264" w:lineRule="auto"/>
+      </w:pPr>
+      <w:r>
+        <w:rPr>
+          <w:rFonts w:ascii="Calibri" w:hAnsi="Calibri"/>
+          <w:sz w:val="22"/>
+          <w:color w:val="2D2B28"/>
+        </w:rPr>
+        <w:t xml:space="preserve">I have approved six of them today. No clinician has seen them yet, and that is written into the app itself so nobody can later claim otherwise.</w:t>
+      </w:r>
+    </w:p>
+    <w:p>
+      <w:pPr>
+        <w:spacing w:before="360" w:after="0" w:line="264" w:lineRule="auto"/>
+      </w:pPr>
+      <w:r>
+        <w:rPr>
+          <w:rFonts w:ascii="Calibri" w:hAnsi="Calibri"/>
+          <w:sz w:val="17"/>
+          <w:color w:val="874C3A"/>
+          <w:b/>
+          <w:caps/>
+          <w:spacing w:val="30"/>
+        </w:rPr>
+        <w:t xml:space="preserve">6 October 2026</w:t>
+      </w:r>
+    </w:p>
+    <w:p>
+      <w:pPr>
+        <w:spacing w:before="0" w:after="80" w:line="264" w:lineRule="auto"/>
+      </w:pPr>
+      <w:r>
+        <w:rPr>
+          <w:rFonts w:ascii="Calibri" w:hAnsi="Calibri"/>
+          <w:sz w:val="28"/>
+          <w:color w:val="2D2B28"/>
+          <w:b/>
+        </w:rPr>
+        <w:t xml:space="preserve">The app sent me to my GP because it was told to</w:t>
+      </w:r>
+    </w:p>
+    <w:p>
+      <w:pPr>
+        <w:spacing w:before="0" w:after="140" w:line="264" w:lineRule="auto"/>
+      </w:pPr>
+      <w:r>
+        <w:rPr>
+          <w:rFonts w:ascii="Calibri" w:hAnsi="Calibri"/>
+          <w:sz w:val="22"/>
+          <w:color w:val="2D2B28"/>
+        </w:rPr>
+        <w:t xml:space="preserve">My screenshot said "that's really one for your GP or practice nurse." It looked like the model being cautious. It was the model obeying a line in its own prompt, almost word for word: where something is genuinely medical, suggest they take it to their GP. That line had been written defensively and nobody had asked what it cost. What it cost was the one place the app mattered most to the person who built it. Swapped for a short section about helping me understand, prepare and push, the same message went from a reply that ends ("I'm not the right source") to one that carries on: it asks what happened, offers to keep it, and names the next small step. Every old reply ended. Every new one continued.</w:t>
+      </w:r>
+    </w:p>
+    <w:p>
+      <w:pPr>
+        <w:spacing w:before="360" w:after="0" w:line="264" w:lineRule="auto"/>
+      </w:pPr>
+      <w:r>
+        <w:rPr>
+          <w:rFonts w:ascii="Calibri" w:hAnsi="Calibri"/>
+          <w:sz w:val="17"/>
+          <w:color w:val="874C3A"/>
+          <w:b/>
+          <w:caps/>
+          <w:spacing w:val="30"/>
+        </w:rPr>
+        <w:t xml:space="preserve">6 October 2026</w:t>
+      </w:r>
+    </w:p>
+    <w:p>
+      <w:pPr>
+        <w:spacing w:before="0" w:after="80" w:line="264" w:lineRule="auto"/>
+      </w:pPr>
+      <w:r>
+        <w:rPr>
+          <w:rFonts w:ascii="Calibri" w:hAnsi="Calibri"/>
+          <w:sz w:val="28"/>
+          <w:color w:val="2D2B28"/>
+          <w:b/>
+        </w:rPr>
+        <w:t xml:space="preserve">I thought I was avoiding it because it was boring</w:t>
+      </w:r>
+    </w:p>
+    <w:p>
+      <w:pPr>
+        <w:spacing w:before="0" w:after="140" w:line="264" w:lineRule="auto"/>
+      </w:pPr>
+      <w:r>
+        <w:rPr>
+          <w:rFonts w:ascii="Calibri" w:hAnsi="Calibri"/>
+          <w:sz w:val="22"/>
+          <w:color w:val="2D2B28"/>
+        </w:rPr>
+        <w:t xml:space="preserve">The healthcare scope sat on the back burner for weeks and I put it down to the job being dull. It was disagreement. The plan was ten more flags, each with a paragraph of approved text, one more fixed body of words for the model to read and get clogged on, which is exactly what had made the replies stiff in the first place. When I said so, it shrank. 999 stays fixed, 111 becomes one line and then the conversation carries on, and everything else is the app explaining what something could be and helping me keep track of how often it comes back. What I had filed as laziness was a design objection I hadn't yet put into words.</w:t>
+      </w:r>
+    </w:p>
+    <w:p>
+      <w:pPr>
+        <w:spacing w:before="360" w:after="0" w:line="264" w:lineRule="auto"/>
+      </w:pPr>
+      <w:r>
+        <w:rPr>
+          <w:rFonts w:ascii="Calibri" w:hAnsi="Calibri"/>
+          <w:sz w:val="17"/>
+          <w:color w:val="874C3A"/>
+          <w:b/>
+          <w:caps/>
+          <w:spacing w:val="30"/>
+        </w:rPr>
+        <w:t xml:space="preserve">6 October 2026</w:t>
+      </w:r>
+    </w:p>
+    <w:p>
+      <w:pPr>
+        <w:spacing w:before="0" w:after="80" w:line="264" w:lineRule="auto"/>
+      </w:pPr>
+      <w:r>
+        <w:rPr>
+          <w:rFonts w:ascii="Calibri" w:hAnsi="Calibri"/>
+          <w:sz w:val="28"/>
+          <w:color w:val="2D2B28"/>
+          <w:b/>
+        </w:rPr>
+        <w:t xml:space="preserve">What Claude did that nobody else did was make every step small</w:t>
+      </w:r>
+    </w:p>
+    <w:p>
+      <w:pPr>
+        <w:spacing w:before="0" w:after="140" w:line="264" w:lineRule="auto"/>
+      </w:pPr>
+      <w:r>
+        <w:rPr>
+          <w:rFonts w:ascii="Calibri" w:hAnsi="Calibri"/>
+          <w:sz w:val="22"/>
+          <w:color w:val="2D2B28"/>
+        </w:rPr>
+        <w:t xml:space="preserve">When I used Claude to get my own care, it did the admin at the exact moment I was doubting myself. I asked for my insurance reference to read out at reception. I uploaded an email and asked what they needed and what happened next. If the step was "call to book", it gave me the number. If it was "reply", it drafted the email and I pasted it in. It put the appointment in my calendar with the address and everything I'd need on the day. What stopped me giving up was never the medical explanation. It was that nothing was too small to ask, so I never had to decide whether my problem was frivolous. It is the same mechanism as women not asking for a raise, or not applying unless they tick every line of the job spec. They drop out at the moment of doubt. Selodia's job is that you don't have to hold anything.</w:t>
+      </w:r>
+    </w:p>
+    <w:p>
+      <w:pPr>
+        <w:spacing w:before="0" w:after="140" w:line="264" w:lineRule="auto"/>
+      </w:pPr>
+      <w:r>
+        <w:rPr>
+          <w:rFonts w:ascii="Calibri" w:hAnsi="Calibri"/>
+          <w:sz w:val="22"/>
+          <w:color w:val="2D2B28"/>
+        </w:rPr>
+        <w:t xml:space="preserve">(Hold: whether to name the diagnosis publicly. Ruth's call, and not needed for the point.)</w:t>
+      </w:r>
+    </w:p>
+    <w:p>
+      <w:pPr>
+        <w:spacing w:before="360" w:after="0" w:line="264" w:lineRule="auto"/>
+      </w:pPr>
+      <w:r>
+        <w:rPr>
+          <w:rFonts w:ascii="Calibri" w:hAnsi="Calibri"/>
+          <w:sz w:val="17"/>
+          <w:color w:val="874C3A"/>
+          <w:b/>
+          <w:caps/>
+          <w:spacing w:val="30"/>
+        </w:rPr>
+        <w:t xml:space="preserve">6 October 2026</w:t>
+      </w:r>
+    </w:p>
+    <w:p>
+      <w:pPr>
+        <w:spacing w:before="0" w:after="80" w:line="264" w:lineRule="auto"/>
+      </w:pPr>
+      <w:r>
+        <w:rPr>
+          <w:rFonts w:ascii="Calibri" w:hAnsi="Calibri"/>
+          <w:sz w:val="28"/>
+          <w:color w:val="2D2B28"/>
+          <w:b/>
+        </w:rPr>
+        <w:t xml:space="preserve">A test message with two symptoms got one confident answer</w:t>
+      </w:r>
+    </w:p>
+    <w:p>
+      <w:pPr>
+        <w:spacing w:before="0" w:after="140" w:line="264" w:lineRule="auto"/>
+      </w:pPr>
+      <w:r>
+        <w:rPr>
+          <w:rFonts w:ascii="Calibri" w:hAnsi="Calibri"/>
+          <w:sz w:val="22"/>
+          <w:color w:val="2D2B28"/>
+        </w:rPr>
+        <w:t xml:space="preserve">With the emergency detector still off, I tested the model on its own by typing crushing chest pain and a weak left arm. The reply said it could be a heart attack and told me to chew an aspirin. Arm weakness is also a stroke sign, and aspirin can be harmful in one kind of stroke. Nothing in a single sentence can tell the two apart, which is the whole argument for not letting the model improvise here: call 999, and the person on the line asks the questions the app can't. The fix was three words added to a line that already existed.</w:t>
+      </w:r>
+    </w:p>
+    <w:p>
+      <w:pPr>
+        <w:spacing w:before="360" w:after="0" w:line="264" w:lineRule="auto"/>
+      </w:pPr>
+      <w:r>
+        <w:rPr>
+          <w:rFonts w:ascii="Calibri" w:hAnsi="Calibri"/>
+          <w:sz w:val="17"/>
+          <w:color w:val="874C3A"/>
+          <w:b/>
+          <w:caps/>
+          <w:spacing w:val="30"/>
+        </w:rPr>
+        <w:t xml:space="preserve">8 October 2026</w:t>
+      </w:r>
+    </w:p>
+    <w:p>
+      <w:pPr>
+        <w:spacing w:before="0" w:after="80" w:line="264" w:lineRule="auto"/>
+      </w:pPr>
+      <w:r>
+        <w:rPr>
+          <w:rFonts w:ascii="Calibri" w:hAnsi="Calibri"/>
+          <w:sz w:val="28"/>
+          <w:color w:val="2D2B28"/>
+          <w:b/>
+        </w:rPr>
+        <w:t xml:space="preserve">The company number on my own website belonged to someone else</w:t>
+      </w:r>
+    </w:p>
+    <w:p>
+      <w:pPr>
+        <w:spacing w:before="0" w:after="140" w:line="264" w:lineRule="auto"/>
+      </w:pPr>
+      <w:r>
+        <w:rPr>
+          <w:rFonts w:ascii="Calibri" w:hAnsi="Calibri"/>
+          <w:sz w:val="22"/>
+          <w:color w:val="2D2B28"/>
+        </w:rPr>
+        <w:t xml:space="preserve">My new homepage went live and I read it properly, which I had not really done with the old one. The footer said Company No. 12246794. That is not us. It is a property company in Orpington that was set up in 2019. Mine is 17435894 and the company is four weeks old.</w:t>
+      </w:r>
+    </w:p>
+    <w:p>
+      <w:pPr>
+        <w:spacing w:before="0" w:after="140" w:line="264" w:lineRule="auto"/>
+      </w:pPr>
+      <w:r>
+        <w:rPr>
+          <w:rFonts w:ascii="Calibri" w:hAnsi="Calibri"/>
+          <w:sz w:val="22"/>
+          <w:color w:val="2D2B28"/>
+        </w:rPr>
+        <w:t xml:space="preserve">The number had been in the privacy policy, the terms, the beta agreement and the data protection assessment since late September. It had gone out in an email to an NHS body on the 29th. Twenty two places in all, and not one of them looked wrong, because a company number looks like a company number.</w:t>
+      </w:r>
+    </w:p>
+    <w:p>
+      <w:pPr>
+        <w:spacing w:before="0" w:after="140" w:line="264" w:lineRule="auto"/>
+      </w:pPr>
+      <w:r>
+        <w:rPr>
+          <w:rFonts w:ascii="Calibri" w:hAnsi="Calibri"/>
+          <w:sz w:val="22"/>
+          <w:color w:val="2D2B28"/>
+        </w:rPr>
+        <w:t xml:space="preserve">What I keep thinking about is that nothing was broken. Every page built, every check passed, the site was live and correct in every way anyone would test for. It was just not my company.</w:t>
+      </w:r>
+    </w:p>
+    <w:p>
+      <w:pPr>
+        <w:spacing w:before="360" w:after="0" w:line="264" w:lineRule="auto"/>
+      </w:pPr>
+      <w:r>
+        <w:rPr>
+          <w:rFonts w:ascii="Calibri" w:hAnsi="Calibri"/>
+          <w:sz w:val="17"/>
+          <w:color w:val="874C3A"/>
+          <w:b/>
+          <w:caps/>
+          <w:spacing w:val="30"/>
+        </w:rPr>
+        <w:t xml:space="preserve">8 October 2026</w:t>
+      </w:r>
+    </w:p>
+    <w:p>
+      <w:pPr>
+        <w:spacing w:before="0" w:after="80" w:line="264" w:lineRule="auto"/>
+      </w:pPr>
+      <w:r>
+        <w:rPr>
+          <w:rFonts w:ascii="Calibri" w:hAnsi="Calibri"/>
+          <w:sz w:val="28"/>
+          <w:color w:val="2D2B28"/>
+          <w:b/>
+        </w:rPr>
+        <w:t xml:space="preserve">I stood down a clinical review I had been told I needed</w:t>
+      </w:r>
+    </w:p>
+    <w:p>
+      <w:pPr>
+        <w:spacing w:before="0" w:after="140" w:line="264" w:lineRule="auto"/>
+      </w:pPr>
+      <w:r>
+        <w:rPr>
+          <w:rFonts w:ascii="Calibri" w:hAnsi="Calibri"/>
+          <w:sz w:val="22"/>
+          <w:color w:val="2D2B28"/>
+        </w:rPr>
+        <w:t xml:space="preserve">Selodia knows eleven things it will not suggest waiting on. Bleeding after the menopause. A new lump. Blood where there should not be any. Six of them send you to 999 and five to 111. I approved all eleven myself, in writing, and no clinician has read them.</w:t>
+      </w:r>
+    </w:p>
+    <w:p>
+      <w:pPr>
+        <w:spacing w:before="0" w:after="140" w:line="264" w:lineRule="auto"/>
+      </w:pPr>
+      <w:r>
+        <w:rPr>
+          <w:rFonts w:ascii="Calibri" w:hAnsi="Calibri"/>
+          <w:sz w:val="22"/>
+          <w:color w:val="2D2B28"/>
+        </w:rPr>
+        <w:t xml:space="preserve">The plan was to pay someone six hundred to twelve hundred pounds to go through them before anybody else used the app. It sat on the funding list for weeks as a thing I could not afford yet.</w:t>
+      </w:r>
+    </w:p>
+    <w:p>
+      <w:pPr>
+        <w:spacing w:before="0" w:after="140" w:line="264" w:lineRule="auto"/>
+      </w:pPr>
+      <w:r>
+        <w:rPr>
+          <w:rFonts w:ascii="Calibri" w:hAnsi="Calibri"/>
+          <w:sz w:val="22"/>
+          <w:color w:val="2D2B28"/>
+        </w:rPr>
+        <w:t xml:space="preserve">Then the NHS innovation network offered me a free clinic. And sitting down to write the application I realised the question I actually need answered is not whether those eleven lines are worded well. It is whether having them at all makes my app a medical device. A reviewer reading my list could not have told me that. The people who run a programme on exactly that question can.</w:t>
+      </w:r>
+    </w:p>
+    <w:p>
+      <w:pPr>
+        <w:spacing w:before="0" w:after="140" w:line="264" w:lineRule="auto"/>
+      </w:pPr>
+      <w:r>
+        <w:rPr>
+          <w:rFonts w:ascii="Calibri" w:hAnsi="Calibri"/>
+          <w:sz w:val="22"/>
+          <w:color w:val="2D2B28"/>
+        </w:rPr>
+        <w:t xml:space="preserve">So the review came off the list, and the page says plainly that no clinician has reviewed them. That sentence stays whatever happens next.</w:t>
+      </w:r>
+    </w:p>
+    <w:p>
+      <w:pPr>
+        <w:spacing w:before="360" w:after="0" w:line="264" w:lineRule="auto"/>
+      </w:pPr>
+      <w:r>
+        <w:rPr>
+          <w:rFonts w:ascii="Calibri" w:hAnsi="Calibri"/>
+          <w:sz w:val="17"/>
+          <w:color w:val="874C3A"/>
+          <w:b/>
+          <w:caps/>
+          <w:spacing w:val="30"/>
+        </w:rPr>
+        <w:t xml:space="preserve">8 October 2026</w:t>
+      </w:r>
+    </w:p>
+    <w:p>
+      <w:pPr>
+        <w:spacing w:before="0" w:after="80" w:line="264" w:lineRule="auto"/>
+      </w:pPr>
+      <w:r>
+        <w:rPr>
+          <w:rFonts w:ascii="Calibri" w:hAnsi="Calibri"/>
+          <w:sz w:val="28"/>
+          <w:color w:val="2D2B28"/>
+          <w:b/>
+        </w:rPr>
+        <w:t xml:space="preserve">Three things wrong with my website that I could not see</w:t>
+      </w:r>
+    </w:p>
+    <w:p>
+      <w:pPr>
+        <w:spacing w:before="0" w:after="140" w:line="264" w:lineRule="auto"/>
+      </w:pPr>
+      <w:r>
+        <w:rPr>
+          <w:rFonts w:ascii="Calibri" w:hAnsi="Calibri"/>
+          <w:sz w:val="22"/>
+          <w:color w:val="2D2B28"/>
+        </w:rPr>
+        <w:t xml:space="preserve">The second line of my tagline is terracotta on a watercolour wash. It looked fine. Measured, it was 2.71 against a floor of 3, while the charcoal line directly above it was comfortably clear. Same screen, same glance, one failed.</w:t>
+      </w:r>
+    </w:p>
+    <w:p>
+      <w:pPr>
+        <w:spacing w:before="0" w:after="140" w:line="264" w:lineRule="auto"/>
+      </w:pPr>
+      <w:r>
+        <w:rPr>
+          <w:rFonts w:ascii="Calibri" w:hAnsi="Calibri"/>
+          <w:sz w:val="22"/>
+          <w:color w:val="2D2B28"/>
+        </w:rPr>
+        <w:t xml:space="preserve">The labels on the diagrams are set at 17 pixels, because that is the size I asked for and anything smaller is no use to the women I am building this for. On a phone three of them were rendering at nine. The stylesheet said 17 the whole time. Something in between was shrinking them and nothing on screen admitted it.</w:t>
+      </w:r>
+    </w:p>
+    <w:p>
+      <w:pPr>
+        <w:spacing w:before="0" w:after="140" w:line="264" w:lineRule="auto"/>
+      </w:pPr>
+      <w:r>
+        <w:rPr>
+          <w:rFonts w:ascii="Calibri" w:hAnsi="Calibri"/>
+          <w:sz w:val="22"/>
+          <w:color w:val="2D2B28"/>
+        </w:rPr>
+        <w:t xml:space="preserve">And six of the eight diagrams were set to stay invisible if a small script was slow to run, under a comment saying the page would still be complete without it. It would not have been.</w:t>
+      </w:r>
+    </w:p>
+    <w:p>
+      <w:pPr>
+        <w:spacing w:before="0" w:after="140" w:line="264" w:lineRule="auto"/>
+      </w:pPr>
+      <w:r>
+        <w:rPr>
+          <w:rFonts w:ascii="Calibri" w:hAnsi="Calibri"/>
+          <w:sz w:val="22"/>
+          <w:color w:val="2D2B28"/>
+        </w:rPr>
+        <w:t xml:space="preserve">All three were found by measuring rather than looking, in about twenty minutes, on a page that had already been approved by me on two devices.</w:t>
+      </w:r>
+    </w:p>
+    <w:p>
+      <w:pPr>
+        <w:spacing w:before="360" w:after="0" w:line="264" w:lineRule="auto"/>
+      </w:pPr>
+      <w:r>
+        <w:rPr>
+          <w:rFonts w:ascii="Calibri" w:hAnsi="Calibri"/>
+          <w:sz w:val="17"/>
+          <w:color w:val="874C3A"/>
+          <w:b/>
+          <w:caps/>
+          <w:spacing w:val="30"/>
+        </w:rPr>
+        <w:t xml:space="preserve">9 October 2026</w:t>
+      </w:r>
+    </w:p>
+    <w:p>
+      <w:pPr>
+        <w:spacing w:before="0" w:after="80" w:line="264" w:lineRule="auto"/>
+      </w:pPr>
+      <w:r>
+        <w:rPr>
+          <w:rFonts w:ascii="Calibri" w:hAnsi="Calibri"/>
+          <w:sz w:val="28"/>
+          <w:color w:val="2D2B28"/>
+          <w:b/>
+        </w:rPr>
+        <w:t xml:space="preserve">The forms were the useful part</w:t>
+      </w:r>
+    </w:p>
+    <w:p>
+      <w:pPr>
+        <w:spacing w:before="0" w:after="140" w:line="264" w:lineRule="auto"/>
+      </w:pPr>
+      <w:r>
+        <w:rPr>
+          <w:rFonts w:ascii="Calibri" w:hAnsi="Calibri"/>
+          <w:sz w:val="22"/>
+          <w:color w:val="2D2B28"/>
+        </w:rPr>
+        <w:t xml:space="preserve">Selodia went onto Google Play today. Internal track, nobody on the tester list, because the app is not ready and I have not properly used it myself yet. The upload took three minutes. The forms took the rest of the day and the forms were the useful part.</w:t>
+      </w:r>
+    </w:p>
+    <w:p>
+      <w:pPr>
+        <w:spacing w:before="0" w:after="140" w:line="264" w:lineRule="auto"/>
+      </w:pPr>
+      <w:r>
+        <w:rPr>
+          <w:rFonts w:ascii="Calibri" w:hAnsi="Calibri"/>
+          <w:sz w:val="22"/>
+          <w:color w:val="2D2B28"/>
+        </w:rPr>
+        <w:t xml:space="preserve">To fill in the data safety form honestly you have to go and look. So I went and looked at what happens to voice, and found the setting that decides how long the company turning my speech into text keeps it. Forever. Every recording, every transcript, no expiry. Our own privacy policy said three years, which was their published default and not what this account was set to.</w:t>
+      </w:r>
+    </w:p>
+    <w:p>
+      <w:pPr>
+        <w:spacing w:before="0" w:after="140" w:line="264" w:lineRule="auto"/>
+      </w:pPr>
+      <w:r>
+        <w:rPr>
+          <w:rFonts w:ascii="Calibri" w:hAnsi="Calibri"/>
+          <w:sz w:val="22"/>
+          <w:color w:val="2D2B28"/>
+        </w:rPr>
+        <w:t xml:space="preserve">It is thirty days now, applied to everything already recorded.</w:t>
+      </w:r>
+    </w:p>
+    <w:p>
+      <w:pPr>
+        <w:spacing w:before="0" w:after="140" w:line="264" w:lineRule="auto"/>
+      </w:pPr>
+      <w:r>
+        <w:rPr>
+          <w:rFonts w:ascii="Calibri" w:hAnsi="Calibri"/>
+          <w:sz w:val="22"/>
+          <w:color w:val="2D2B28"/>
+        </w:rPr>
+        <w:t xml:space="preserve">Then Google noticed a permission that lets an app keep playing audio while you are not looking at it, and asked for a video demonstrating it. I could not make that video, because the app does not do that. You can argue with a form or you can stop shipping the thing it is asking about. We shipped a build without the permission and the question disappeared.</w:t>
+      </w:r>
+    </w:p>
+    <w:p>
+      <w:pPr>
+        <w:spacing w:before="0" w:after="140" w:line="264" w:lineRule="auto"/>
+      </w:pPr>
+      <w:r>
+        <w:rPr>
+          <w:rFonts w:ascii="Calibri" w:hAnsi="Calibri"/>
+          <w:sz w:val="22"/>
+          <w:color w:val="2D2B28"/>
+        </w:rPr>
+        <w:t xml:space="preserve">Both of those are the thing this app is supposed to be for. Nobody was looking at my whole picture, so I started looking myself. It turns out an app can have the same problem.</w:t>
+      </w:r>
+    </w:p>
+    <w:p>
+      <w:pPr>
+        <w:spacing w:before="360" w:after="0" w:line="264" w:lineRule="auto"/>
+      </w:pPr>
+      <w:r>
+        <w:rPr>
+          <w:rFonts w:ascii="Calibri" w:hAnsi="Calibri"/>
+          <w:sz w:val="17"/>
+          <w:color w:val="874C3A"/>
+          <w:b/>
+          <w:caps/>
+          <w:spacing w:val="30"/>
+        </w:rPr>
+        <w:t xml:space="preserve">9 October 2026</w:t>
+      </w:r>
+    </w:p>
+    <w:p>
+      <w:pPr>
+        <w:spacing w:before="0" w:after="80" w:line="264" w:lineRule="auto"/>
+      </w:pPr>
+      <w:r>
+        <w:rPr>
+          <w:rFonts w:ascii="Calibri" w:hAnsi="Calibri"/>
+          <w:sz w:val="28"/>
+          <w:color w:val="2D2B28"/>
+          <w:b/>
+        </w:rPr>
+        <w:t xml:space="preserve">One sentence, five yoga classes</w:t>
+      </w:r>
+    </w:p>
+    <w:p>
+      <w:pPr>
+        <w:spacing w:before="0" w:after="140" w:line="264" w:lineRule="auto"/>
+      </w:pPr>
+      <w:r>
+        <w:rPr>
+          <w:rFonts w:ascii="Calibri" w:hAnsi="Calibri"/>
+          <w:sz w:val="22"/>
+          <w:color w:val="2D2B28"/>
+        </w:rPr>
+        <w:t xml:space="preserve">I said "it was about an hour" once. Five identical yoga classes went into my log.</w:t>
+      </w:r>
+    </w:p>
+    <w:p>
+      <w:pPr>
+        <w:spacing w:before="0" w:after="140" w:line="264" w:lineRule="auto"/>
+      </w:pPr>
+      <w:r>
+        <w:rPr>
+          <w:rFonts w:ascii="Calibri" w:hAnsi="Calibri"/>
+          <w:sz w:val="22"/>
+          <w:color w:val="2D2B28"/>
+        </w:rPr>
+        <w:t xml:space="preserve">What actually happened is that the turn took fourteen seconds to answer, and the voice service gave up waiting and sent it again. Five times. Each one ran the whole thing and wrote the row. The retries were fast because the first one had warmed everything up, so being slow once cost me five entries.</w:t>
+      </w:r>
+    </w:p>
+    <w:p>
+      <w:pPr>
+        <w:spacing w:before="0" w:after="140" w:line="264" w:lineRule="auto"/>
+      </w:pPr>
+      <w:r>
+        <w:rPr>
+          <w:rFonts w:ascii="Calibri" w:hAnsi="Calibri"/>
+          <w:sz w:val="22"/>
+          <w:color w:val="2D2B28"/>
+        </w:rPr>
+        <w:t xml:space="preserve">The part I keep thinking about is that the slowness and the duplicates were never two problems. I had been treating the wait as annoying and the duplicates as a bug. They were one thing seen from two ends.</w:t>
+      </w:r>
+    </w:p>
+    <w:p>
+      <w:pPr>
+        <w:spacing w:before="0" w:after="140" w:line="264" w:lineRule="auto"/>
+      </w:pPr>
+      <w:r>
+        <w:rPr>
+          <w:rFonts w:ascii="Calibri" w:hAnsi="Calibri"/>
+          <w:sz w:val="22"/>
+          <w:color w:val="2D2B28"/>
+        </w:rPr>
+        <w:t xml:space="preserve">Two guards already existed to stop exactly this. Both let it through, because both were reasoning about WHY the words had arrived twice rather than noticing that they had.</w:t>
+      </w:r>
+    </w:p>
+    <w:p>
+      <w:pPr>
+        <w:spacing w:before="360" w:after="0" w:line="264" w:lineRule="auto"/>
+      </w:pPr>
+      <w:r>
+        <w:rPr>
+          <w:rFonts w:ascii="Calibri" w:hAnsi="Calibri"/>
+          <w:sz w:val="17"/>
+          <w:color w:val="874C3A"/>
+          <w:b/>
+          <w:caps/>
+          <w:spacing w:val="30"/>
+        </w:rPr>
+        <w:t xml:space="preserve">9 October 2026</w:t>
+      </w:r>
+    </w:p>
+    <w:p>
+      <w:pPr>
+        <w:spacing w:before="0" w:after="80" w:line="264" w:lineRule="auto"/>
+      </w:pPr>
+      <w:r>
+        <w:rPr>
+          <w:rFonts w:ascii="Calibri" w:hAnsi="Calibri"/>
+          <w:sz w:val="28"/>
+          <w:color w:val="2D2B28"/>
+          <w:b/>
+        </w:rPr>
+        <w:t xml:space="preserve">An app for women over forty with no hot flushes in it</w:t>
+      </w:r>
+    </w:p>
+    <w:p>
+      <w:pPr>
+        <w:spacing w:before="0" w:after="140" w:line="264" w:lineRule="auto"/>
+      </w:pPr>
+      <w:r>
+        <w:rPr>
+          <w:rFonts w:ascii="Calibri" w:hAnsi="Calibri"/>
+          <w:sz w:val="22"/>
+          <w:color w:val="2D2B28"/>
+        </w:rPr>
+        <w:t xml:space="preserve">The symptom list had twelve things on it. Cramps, acne, cravings, fatigue, mood. Perfectly sensible, and written for somebody in her twenties.</w:t>
+      </w:r>
+    </w:p>
+    <w:p>
+      <w:pPr>
+        <w:spacing w:before="0" w:after="140" w:line="264" w:lineRule="auto"/>
+      </w:pPr>
+      <w:r>
+        <w:rPr>
+          <w:rFonts w:ascii="Calibri" w:hAnsi="Calibri"/>
+          <w:sz w:val="22"/>
+          <w:color w:val="2D2B28"/>
+        </w:rPr>
+        <w:t xml:space="preserve">No hot flushes. No night sweats. No brain fog. No broken sleep, no heavier flow, no joint aches. Not one of the symptoms that would tell a forty-four year old what is actually happening to her, in an app whose entire audience is women over forty.</w:t>
+      </w:r>
+    </w:p>
+    <w:p>
+      <w:pPr>
+        <w:spacing w:before="0" w:after="140" w:line="264" w:lineRule="auto"/>
+      </w:pPr>
+      <w:r>
+        <w:rPr>
+          <w:rFonts w:ascii="Calibri" w:hAnsi="Calibri"/>
+          <w:sz w:val="22"/>
+          <w:color w:val="2D2B28"/>
+        </w:rPr>
+        <w:t xml:space="preserve">The first fix put them in a group called "the forty plus ones" and that was worse. It makes the symptoms a consequence of your age. It quietly says this is what you are now, in an app whose first line is that your body is not a problem to solve.</w:t>
+      </w:r>
+    </w:p>
+    <w:p>
+      <w:pPr>
+        <w:spacing w:before="0" w:after="140" w:line="264" w:lineRule="auto"/>
+      </w:pPr>
+      <w:r>
+        <w:rPr>
+          <w:rFonts w:ascii="Calibri" w:hAnsi="Calibri"/>
+          <w:sz w:val="22"/>
+          <w:color w:val="2D2B28"/>
+        </w:rPr>
+        <w:t xml:space="preserve">They are in the ordinary groups now, next to everything else, which says more than a section announcing who they are for.</w:t>
       </w:r>
     </w:p>
     <w:p>
